--- a/sba_application/08_entity_documents/Bullard_Investor_Attestation_TEMPLATE.docx
+++ b/sba_application/08_entity_documents/Bullard_Investor_Attestation_TEMPLATE.docx
@@ -59,7 +59,7 @@
           <w:i w:val="0"/>
           <w:sz w:val="21"/>
         </w:rPr>
-        <w:t>I hold a 19.9% direct membership interest in the Company, acquired in exchange for a $250,000 cash capital contribution. My contribution is being made in tranches: $100,000 was wired to the Company's operating account on May 7, 2026, with the remaining $150,000 scheduled to be contributed during June and July 2026. The funds are my own non-borrowed cash; I have not used loan proceeds, advances, or credit (including credit-card advances or unsecured personal loans) to fund any portion of the contribution.</w:t>
+        <w:t>I hold a 19.5% direct membership interest in the Company, acquired in exchange for a $195,000 cash capital contribution. My contribution is being made in tranches: $100,000 was wired to the Company's operating account on May 7, 2026, with the remaining $95,000 scheduled to be contributed during June and July 2026. The funds are my own non-borrowed cash; I have not used loan proceeds, advances, or credit (including credit-card advances or unsecured personal loans) to fund any portion of the contribution.</w:t>
       </w:r>
     </w:p>
     <w:p>

--- a/sba_application/08_entity_documents/Bullard_Investor_Attestation_TEMPLATE.docx
+++ b/sba_application/08_entity_documents/Bullard_Investor_Attestation_TEMPLATE.docx
@@ -59,7 +59,7 @@
           <w:i w:val="0"/>
           <w:sz w:val="21"/>
         </w:rPr>
-        <w:t>I hold a 19.5% direct membership interest in the Company, acquired in exchange for a $195,000 cash capital contribution. My contribution is being made in tranches: $100,000 was wired to the Company's operating account on May 7, 2026, with the remaining $95,000 scheduled to be contributed during June and July 2026. The funds are my own non-borrowed cash; I have not used loan proceeds, advances, or credit (including credit-card advances or unsecured personal loans) to fund any portion of the contribution.</w:t>
+        <w:t>I hold a 19.5% direct membership interest in the Company, acquired in exchange for a $195,000 cash capital contribution. My contribution is being made in tranches: $100,000 was wired to the Company's operating account on May 7, 2026, with the remaining $95,000 scheduled to be contributed by July 31, 2026. The funds are my own non-borrowed cash; I have not used loan proceeds, advances, or credit (including credit-card advances or unsecured personal loans) to fund any portion of the contribution.</w:t>
       </w:r>
     </w:p>
     <w:p>

--- a/sba_application/08_entity_documents/Bullard_Investor_Attestation_TEMPLATE.docx
+++ b/sba_application/08_entity_documents/Bullard_Investor_Attestation_TEMPLATE.docx
@@ -20,7 +20,7 @@
           <w:color w:val="606060"/>
           <w:sz w:val="18"/>
         </w:rPr>
-        <w:t>Tyler Hospice Hold LLC (dba Azalea Hospice &amp; Palliative Care) - SBA 7(a) Application</w:t>
+        <w:t>Tyler Hospice Hold, LLC (dba Azalea Hospice &amp; Palliative Care) - SBA 7(a) Application</w:t>
       </w:r>
     </w:p>
     <w:p>
@@ -332,7 +332,7 @@
           <w:color w:val="606060"/>
           <w:sz w:val="17"/>
         </w:rPr>
-        <w:t>Drafted for the SBA 7(a) application of Tyler Hospice Hold LLC. Have counsel review before execution. The structure described above is reflected in the Company's Operating Agreement; if the Operating Agreement has not yet been amended to match, do that first.</w:t>
+        <w:t>Drafted for the SBA 7(a) application of Tyler Hospice Hold, LLC. Have counsel review before execution. The structure described above is reflected in the Company's Operating Agreement; if the Operating Agreement has not yet been amended to match, do that first.</w:t>
       </w:r>
     </w:p>
     <w:p>
@@ -352,7 +352,7 @@
           <w:color w:val="606060"/>
           <w:sz w:val="16"/>
         </w:rPr>
-        <w:t>Prepared for the SBA 7(a) loan application of Tyler Hospice Hold LLC (dba Azalea Hospice &amp; Palliative Care). Confidential.</w:t>
+        <w:t>Prepared for the SBA 7(a) loan application of Tyler Hospice Hold, LLC (dba Azalea Hospice &amp; Palliative Care). Confidential.</w:t>
       </w:r>
     </w:p>
     <w:sectPr>

--- a/sba_application/08_entity_documents/Bullard_Investor_Attestation_TEMPLATE.docx
+++ b/sba_application/08_entity_documents/Bullard_Investor_Attestation_TEMPLATE.docx
@@ -79,7 +79,7 @@
           <w:i w:val="0"/>
           <w:sz w:val="21"/>
         </w:rPr>
-        <w:t>I hold no officer, director, manager, or employee position with the Company. I do not participate in the day-to-day management or operation of the Company or any of its subsidiaries, including Hickory Hospice LLC. The Managing Member is Adeline &amp; Lilah, LLC (Geoff Schackmann, sole member), who has sole authority over management, hiring, financial decisions, and Company operations.</w:t>
+        <w:t>I hold no officer, director, manager, or employee position with the Company. I do not participate in the day-to-day management or operation of the Company or any of its subsidiaries, including Hickory Hospice LLC. The Manager is Geoff Schackmann (individually), the Company's sole 39.9% owner, who has sole authority over management, hiring, financial decisions, and Company operations.</w:t>
       </w:r>
     </w:p>
     <w:p>
@@ -119,7 +119,7 @@
           <w:i w:val="0"/>
           <w:sz w:val="21"/>
         </w:rPr>
-        <w:t>There is no written or oral side agreement, voting agreement, proxy, option, warrant, convertible note, profits-interest plan, earnout, employment arrangement, or other instrument between me and the Company, the Managing Member, or any other equity holder that would (i) increase my equity interest to 20% or more, (ii) give me voting or management control of the Company, or (iii) entitle me to direct or restrict the Company's operations, financing, or strategic decisions.</w:t>
+        <w:t>There is no written or oral side agreement, voting agreement, proxy, option, warrant, convertible note, profits-interest plan, earnout, employment arrangement, or other instrument between me and the Company, the Manager, or any other equity holder that would (i) increase my equity interest to 20% or more, (ii) give me voting or management control of the Company, or (iii) entitle me to direct or restrict the Company's operations, financing, or strategic decisions.</w:t>
       </w:r>
     </w:p>
     <w:p>
